--- a/Technical Design Doc Template.docx
+++ b/Technical Design Doc Template.docx
@@ -914,15 +914,7 @@
                                         <w:sz w:val="36"/>
                                         <w:szCs w:val="36"/>
                                       </w:rPr>
-                                      <w:t xml:space="preserve">Your </w:t>
-                                    </w:r>
-                                    <w:r>
-                                      <w:rPr>
-                                        <w:color w:val="404040" w:themeColor="text1" w:themeTint="BF"/>
-                                        <w:sz w:val="36"/>
-                                        <w:szCs w:val="36"/>
-                                      </w:rPr>
-                                      <w:t>PCG System Name</w:t>
+                                      <w:t>PCG Map Gen System</w:t>
                                     </w:r>
                                   </w:p>
                                 </w:sdtContent>
@@ -1006,7 +998,6 @@
                             <w:dataBinding w:prefixMappings="xmlns:ns0='http://purl.org/dc/elements/1.1/' xmlns:ns1='http://schemas.openxmlformats.org/package/2006/metadata/core-properties' " w:xpath="/ns1:coreProperties[1]/ns0:subject[1]" w:storeItemID="{6C3C8BC8-F283-45AE-878A-BAB7291924A1}"/>
                             <w:text/>
                           </w:sdtPr>
-                          <w:sdtEndPr/>
                           <w:sdtContent>
                             <w:p>
                               <w:pPr>
@@ -1024,15 +1015,7 @@
                                   <w:sz w:val="36"/>
                                   <w:szCs w:val="36"/>
                                 </w:rPr>
-                                <w:t xml:space="preserve">Your </w:t>
-                              </w:r>
-                              <w:r>
-                                <w:rPr>
-                                  <w:color w:val="404040" w:themeColor="text1" w:themeTint="BF"/>
-                                  <w:sz w:val="36"/>
-                                  <w:szCs w:val="36"/>
-                                </w:rPr>
-                                <w:t>PCG System Name</w:t>
+                                <w:t>PCG Map Gen System</w:t>
                               </w:r>
                             </w:p>
                           </w:sdtContent>
@@ -3123,6 +3106,16 @@
         <w:pStyle w:val="Heading1"/>
       </w:pPr>
       <w:bookmarkStart w:id="0" w:name="_Toc151547408"/>
+    </w:p>
+    <w:p>
+      <w:pPr>
+        <w:pStyle w:val="Heading1"/>
+      </w:pPr>
+    </w:p>
+    <w:p>
+      <w:pPr>
+        <w:pStyle w:val="Heading1"/>
+      </w:pPr>
       <w:r>
         <w:t>Glossary</w:t>
       </w:r>
@@ -3173,6 +3166,31 @@
       </w:r>
     </w:p>
     <w:p>
+      <w:r>
+        <w:t>PCG – Procedural content generation</w:t>
+      </w:r>
+    </w:p>
+    <w:p>
+      <w:r>
+        <w:t>UE – Unreal Engine</w:t>
+      </w:r>
+    </w:p>
+    <w:p>
+      <w:r>
+        <w:t>GHz – Giga hertz</w:t>
+      </w:r>
+    </w:p>
+    <w:p>
+      <w:r>
+        <w:t>GB – Giga bytes</w:t>
+      </w:r>
+    </w:p>
+    <w:p>
+      <w:r>
+        <w:t>RAM – random access memory</w:t>
+      </w:r>
+    </w:p>
+    <w:p>
       <w:pPr>
         <w:pStyle w:val="Heading1"/>
       </w:pPr>
@@ -3191,16 +3209,13 @@
     </w:p>
     <w:p>
       <w:r>
-        <w:t>A</w:t>
-      </w:r>
-      <w:r>
-        <w:t xml:space="preserve"> description of the </w:t>
-      </w:r>
-      <w:r>
-        <w:t>PCG System</w:t>
-      </w:r>
-      <w:r>
-        <w:t xml:space="preserve"> you are proposing.</w:t>
+        <w:t xml:space="preserve">I am proposing a </w:t>
+      </w:r>
+      <w:r>
+        <w:t>chunk-based</w:t>
+      </w:r>
+      <w:r>
+        <w:t xml:space="preserve"> map generation system that will consist of blocks that the user will be able to change out for others (through an array) and for the system to handle all the calculations reducing the time the user needs to spend making a PCG map/chunk.</w:t>
       </w:r>
     </w:p>
     <w:p>
@@ -3215,79 +3230,102 @@
     </w:p>
     <w:p>
       <w:r>
-        <w:t xml:space="preserve">What features must the </w:t>
-      </w:r>
-      <w:r>
-        <w:t>system</w:t>
-      </w:r>
-      <w:r>
-        <w:t xml:space="preserve"> have? </w:t>
+        <w:t>A chunk that will be generated.</w:t>
+      </w:r>
+    </w:p>
+    <w:p>
+      <w:r>
+        <w:t>The size of the chunk will be alterable by the user.</w:t>
+      </w:r>
+    </w:p>
+    <w:p>
+      <w:r>
+        <w:t>The chunks can be placed anywhere in the world.</w:t>
+      </w:r>
+    </w:p>
+    <w:p>
+      <w:r>
+        <w:t>The chunk will spawn designated blocks.</w:t>
+      </w:r>
+    </w:p>
+    <w:p>
+      <w:r>
+        <w:t>The user can add their own blocks to be spawn.</w:t>
+      </w:r>
+    </w:p>
+    <w:p>
+      <w:r>
+        <w:t>The size of the blocks can be changed.</w:t>
+      </w:r>
+    </w:p>
+    <w:p>
+      <w:r>
+        <w:t>The blocks can contain their own contents such as other PCG elements.</w:t>
       </w:r>
     </w:p>
     <w:p>
       <w:pPr>
         <w:pStyle w:val="Heading1"/>
       </w:pPr>
-      <w:bookmarkStart w:id="3" w:name="_Toc151547411"/>
-      <w:r>
-        <w:t>High Level Diagrams</w:t>
-      </w:r>
-      <w:r>
-        <w:t xml:space="preserve"> (if any / delete as appropriate)</w:t>
+      <w:bookmarkStart w:id="3" w:name="_Toc151547412"/>
+      <w:r>
+        <w:t>Engine</w:t>
+      </w:r>
+      <w:r>
+        <w:t xml:space="preserve"> Requirements</w:t>
       </w:r>
       <w:bookmarkEnd w:id="3"/>
     </w:p>
     <w:p>
       <w:r>
-        <w:t xml:space="preserve">Any documentation to support the development process for the </w:t>
-      </w:r>
-      <w:r>
-        <w:t>system</w:t>
-      </w:r>
-      <w:r>
-        <w:t>. UML</w:t>
-      </w:r>
-      <w:r>
-        <w:t xml:space="preserve">, etc. </w:t>
+        <w:t>Minimum version UE5.4.</w:t>
+      </w:r>
+    </w:p>
+    <w:p>
+      <w:r>
+        <w:t>Windows 10 64-bit version 1909 revision .1350 or higher, or versions 2004 and 20H2 revision .789 or higher.</w:t>
+      </w:r>
+    </w:p>
+    <w:p>
+      <w:r>
+        <w:t>Quad-core Intel or AMD, 2.5 GHz or faster.</w:t>
+      </w:r>
+    </w:p>
+    <w:p>
+      <w:r>
+        <w:t>32 GB of RAM.</w:t>
+      </w:r>
+    </w:p>
+    <w:p>
+      <w:r>
+        <w:t>DirectX 11 or 12 compatible graphics card with the latest drivers.</w:t>
       </w:r>
     </w:p>
     <w:p>
       <w:pPr>
         <w:pStyle w:val="Heading1"/>
       </w:pPr>
-      <w:bookmarkStart w:id="4" w:name="_Toc151547412"/>
-      <w:r>
-        <w:t>Engine</w:t>
-      </w:r>
-      <w:r>
-        <w:t xml:space="preserve"> Requirements</w:t>
+      <w:bookmarkStart w:id="4" w:name="_Toc151547413"/>
+      <w:r>
+        <w:t>Logic</w:t>
+      </w:r>
+      <w:r>
+        <w:t xml:space="preserve"> and AI Requirements</w:t>
       </w:r>
       <w:bookmarkEnd w:id="4"/>
     </w:p>
     <w:p>
       <w:r>
-        <w:t xml:space="preserve">Engine capabilities </w:t>
-      </w:r>
-      <w:r>
-        <w:t>and minimum version. (UE5.</w:t>
-      </w:r>
-      <w:r>
-        <w:t>4</w:t>
-      </w:r>
-      <w:r>
-        <w:t>)</w:t>
+        <w:t>The system will need to work out the size of the chunk and how many blocks of the set size can fit inside.</w:t>
       </w:r>
     </w:p>
     <w:p>
       <w:pPr>
         <w:pStyle w:val="Heading1"/>
       </w:pPr>
-      <w:bookmarkStart w:id="5" w:name="_Toc151547413"/>
-      <w:r>
-        <w:t>Logic</w:t>
-      </w:r>
-      <w:r>
-        <w:t xml:space="preserve"> and AI Requirements</w:t>
+      <w:bookmarkStart w:id="5" w:name="_Toc151547414"/>
+      <w:r>
+        <w:t>Audio and Visual Requirements</w:t>
       </w:r>
       <w:bookmarkEnd w:id="5"/>
     </w:p>
@@ -3300,187 +3338,172 @@
       <w:pPr>
         <w:pStyle w:val="Heading1"/>
       </w:pPr>
-      <w:bookmarkStart w:id="6" w:name="_Toc151547414"/>
-      <w:r>
-        <w:t>Audio and Visual Requirements</w:t>
+      <w:bookmarkStart w:id="6" w:name="_Toc151547415"/>
+      <w:r>
+        <w:t>User Setup Guide</w:t>
       </w:r>
       <w:bookmarkEnd w:id="6"/>
     </w:p>
     <w:p>
       <w:r>
-        <w:t>Is this needed for your artefact?</w:t>
+        <w:t>How to setup the game engine</w:t>
+      </w:r>
+      <w:r>
+        <w:t xml:space="preserve"> to accommodate the tool/artefact process</w:t>
+      </w:r>
+      <w:r>
+        <w:t>.</w:t>
+      </w:r>
+      <w:r>
+        <w:t xml:space="preserve"> All sections are a user setup guide and how to use them.</w:t>
       </w:r>
     </w:p>
     <w:p>
       <w:pPr>
         <w:pStyle w:val="Heading1"/>
       </w:pPr>
-      <w:bookmarkStart w:id="7" w:name="_Toc151547415"/>
-      <w:r>
-        <w:t>User Setup Guide</w:t>
+      <w:bookmarkStart w:id="7" w:name="_Toc151547416"/>
+      <w:r>
+        <w:t>Minimum System Requirements</w:t>
       </w:r>
       <w:bookmarkEnd w:id="7"/>
-    </w:p>
-    <w:p>
-      <w:r>
-        <w:t>How to setup the game engine</w:t>
-      </w:r>
-      <w:r>
-        <w:t xml:space="preserve"> to accommodate the tool/artefact process</w:t>
-      </w:r>
-      <w:r>
-        <w:t>.</w:t>
-      </w:r>
-      <w:r>
-        <w:t xml:space="preserve"> All sections are a user setup guide and how to use them.</w:t>
+      <w:r>
+        <w:t xml:space="preserve"> </w:t>
+      </w:r>
+    </w:p>
+    <w:p>
+      <w:r>
+        <w:t>Give this some thought!! This is for the engine!</w:t>
       </w:r>
     </w:p>
     <w:p>
       <w:pPr>
         <w:pStyle w:val="Heading1"/>
       </w:pPr>
-      <w:bookmarkStart w:id="8" w:name="_Toc151547416"/>
-      <w:r>
-        <w:t>Minimum System Requirements</w:t>
+      <w:bookmarkStart w:id="8" w:name="_Toc151547417"/>
+      <w:r>
+        <w:t>M</w:t>
+      </w:r>
+      <w:r>
+        <w:t>ultiplayer and Networking (delete as appropriate)</w:t>
       </w:r>
       <w:bookmarkEnd w:id="8"/>
+    </w:p>
+    <w:p>
+      <w:r>
+        <w:t>Engine capabilities for game genre.</w:t>
+      </w:r>
+    </w:p>
+    <w:p>
+      <w:pPr>
+        <w:pStyle w:val="Heading1"/>
+      </w:pPr>
+      <w:bookmarkStart w:id="9" w:name="_Toc151547418"/>
+      <w:r>
+        <w:lastRenderedPageBreak/>
+        <w:t>UI</w:t>
+      </w:r>
+      <w:r>
+        <w:t xml:space="preserve"> of the </w:t>
+      </w:r>
+      <w:r>
+        <w:t>Tool</w:t>
+      </w:r>
+      <w:r>
+        <w:t>/Artefact</w:t>
+      </w:r>
+      <w:r>
+        <w:t>/System</w:t>
+      </w:r>
+      <w:bookmarkEnd w:id="9"/>
+    </w:p>
+    <w:p>
+      <w:r>
+        <w:t>The UI of the engine</w:t>
+      </w:r>
+    </w:p>
+    <w:p>
+      <w:pPr>
+        <w:pStyle w:val="Heading1"/>
+      </w:pPr>
+      <w:bookmarkStart w:id="10" w:name="_Toc151547419"/>
+      <w:r>
+        <w:t>External Library Dependenc</w:t>
+      </w:r>
+      <w:r>
+        <w:t>ies</w:t>
+      </w:r>
+      <w:bookmarkEnd w:id="10"/>
       <w:r>
         <w:t xml:space="preserve"> </w:t>
       </w:r>
     </w:p>
     <w:p>
       <w:r>
-        <w:t>Give this some thought!! This is for the engine!</w:t>
+        <w:t xml:space="preserve">List </w:t>
+      </w:r>
+      <w:r>
+        <w:t xml:space="preserve">all if any libraries needed for the engine and game. </w:t>
       </w:r>
     </w:p>
     <w:p>
       <w:pPr>
         <w:pStyle w:val="Heading1"/>
       </w:pPr>
-      <w:bookmarkStart w:id="9" w:name="_Toc151547417"/>
-      <w:r>
-        <w:t>M</w:t>
-      </w:r>
-      <w:r>
-        <w:t>ultiplayer and Networking (delete as appropriate)</w:t>
-      </w:r>
-      <w:bookmarkEnd w:id="9"/>
-    </w:p>
-    <w:p>
-      <w:r>
-        <w:t>Engine capabilities for game genre.</w:t>
+      <w:bookmarkStart w:id="11" w:name="_Toc151547420"/>
+      <w:r>
+        <w:t>Platform Specifications</w:t>
+      </w:r>
+      <w:bookmarkEnd w:id="11"/>
+      <w:r>
+        <w:t xml:space="preserve"> </w:t>
+      </w:r>
+    </w:p>
+    <w:p>
+      <w:r>
+        <w:t>What platform is this aimed at?</w:t>
       </w:r>
     </w:p>
     <w:p>
       <w:pPr>
         <w:pStyle w:val="Heading1"/>
       </w:pPr>
-      <w:bookmarkStart w:id="10" w:name="_Toc151547418"/>
-      <w:r>
-        <w:t>UI</w:t>
-      </w:r>
-      <w:r>
-        <w:t xml:space="preserve"> of the </w:t>
-      </w:r>
-      <w:r>
-        <w:t>Tool</w:t>
-      </w:r>
-      <w:r>
-        <w:t>/Artefact</w:t>
-      </w:r>
-      <w:r>
-        <w:t>/System</w:t>
-      </w:r>
-      <w:bookmarkEnd w:id="10"/>
-    </w:p>
-    <w:p>
-      <w:r>
-        <w:t>The UI of the engine</w:t>
+      <w:bookmarkStart w:id="12" w:name="_Toc151547421"/>
+      <w:r>
+        <w:t>Asset Pipeline</w:t>
+      </w:r>
+      <w:bookmarkEnd w:id="12"/>
+    </w:p>
+    <w:p>
+      <w:r>
+        <w:t>How to bring in assets and where to they go.</w:t>
       </w:r>
     </w:p>
     <w:p>
       <w:pPr>
         <w:pStyle w:val="Heading1"/>
       </w:pPr>
-      <w:bookmarkStart w:id="11" w:name="_Toc151547419"/>
-      <w:r>
-        <w:t>External Library Dependenc</w:t>
-      </w:r>
-      <w:r>
-        <w:t>ies</w:t>
-      </w:r>
-      <w:bookmarkEnd w:id="11"/>
-      <w:r>
-        <w:t xml:space="preserve"> </w:t>
-      </w:r>
-    </w:p>
-    <w:p>
-      <w:r>
-        <w:t xml:space="preserve">List </w:t>
-      </w:r>
-      <w:r>
-        <w:t xml:space="preserve">all if any libraries needed for the engine and game. </w:t>
-      </w:r>
-    </w:p>
+      <w:bookmarkStart w:id="13" w:name="_Toc151547422"/>
+      <w:r>
+        <w:t>Material Pipeline</w:t>
+      </w:r>
+      <w:bookmarkEnd w:id="13"/>
+    </w:p>
+    <w:p>
+      <w:r>
+        <w:t xml:space="preserve">Shader systems, etc. </w:t>
+      </w:r>
+    </w:p>
+    <w:p/>
     <w:p>
       <w:pPr>
         <w:pStyle w:val="Heading1"/>
       </w:pPr>
-      <w:bookmarkStart w:id="12" w:name="_Toc151547420"/>
-      <w:r>
-        <w:t>Platform Specifications</w:t>
-      </w:r>
-      <w:bookmarkEnd w:id="12"/>
-      <w:r>
-        <w:t xml:space="preserve"> </w:t>
-      </w:r>
-    </w:p>
-    <w:p>
-      <w:r>
-        <w:t>What platform is this aimed at?</w:t>
-      </w:r>
-    </w:p>
-    <w:p>
-      <w:pPr>
-        <w:pStyle w:val="Heading1"/>
-      </w:pPr>
-      <w:bookmarkStart w:id="13" w:name="_Toc151547421"/>
-      <w:r>
-        <w:t>Asset Pipeline</w:t>
-      </w:r>
-      <w:bookmarkEnd w:id="13"/>
-    </w:p>
-    <w:p>
-      <w:r>
-        <w:t>How to bring in assets and where to they go.</w:t>
-      </w:r>
-    </w:p>
-    <w:p>
-      <w:pPr>
-        <w:pStyle w:val="Heading1"/>
-      </w:pPr>
-      <w:bookmarkStart w:id="14" w:name="_Toc151547422"/>
-      <w:r>
-        <w:t>Material Pipeline</w:t>
+      <w:bookmarkStart w:id="14" w:name="_Toc151547423"/>
+      <w:r>
+        <w:t>Assessment Related Requirements to be answered:</w:t>
       </w:r>
       <w:bookmarkEnd w:id="14"/>
-    </w:p>
-    <w:p>
-      <w:r>
-        <w:t xml:space="preserve">Shader systems, etc. </w:t>
-      </w:r>
-    </w:p>
-    <w:p/>
-    <w:p>
-      <w:pPr>
-        <w:pStyle w:val="Heading1"/>
-      </w:pPr>
-      <w:bookmarkStart w:id="15" w:name="_Toc151547423"/>
-      <w:r>
-        <w:lastRenderedPageBreak/>
-        <w:t>Assessment Related Requirements to be answered:</w:t>
-      </w:r>
-      <w:bookmarkEnd w:id="15"/>
     </w:p>
     <w:p>
       <w:pPr>
@@ -3648,11 +3671,11 @@
       <w:pPr>
         <w:pStyle w:val="Heading1"/>
       </w:pPr>
-      <w:bookmarkStart w:id="16" w:name="_Toc151547424"/>
+      <w:bookmarkStart w:id="15" w:name="_Toc151547424"/>
       <w:r>
         <w:t>Horizontal Prototype</w:t>
       </w:r>
-      <w:bookmarkEnd w:id="16"/>
+      <w:bookmarkEnd w:id="15"/>
       <w:r>
         <w:t xml:space="preserve"> (if necessary – delete as appropriate)</w:t>
       </w:r>
@@ -3799,11 +3822,12 @@
       <w:pPr>
         <w:pStyle w:val="Heading1"/>
       </w:pPr>
-      <w:bookmarkStart w:id="17" w:name="_Toc151547425"/>
-      <w:r>
+      <w:bookmarkStart w:id="16" w:name="_Toc151547425"/>
+      <w:r>
+        <w:lastRenderedPageBreak/>
         <w:t>Vertical Prototype</w:t>
       </w:r>
-      <w:bookmarkEnd w:id="17"/>
+      <w:bookmarkEnd w:id="16"/>
       <w:r>
         <w:t xml:space="preserve"> (graded)</w:t>
       </w:r>
@@ -3959,17 +3983,16 @@
       <w:r>
         <w:t xml:space="preserve">incomplete or partially complete) </w:t>
       </w:r>
-      <w:bookmarkStart w:id="18" w:name="_Toc151547426"/>
+      <w:bookmarkStart w:id="17" w:name="_Toc151547426"/>
     </w:p>
     <w:p>
       <w:pPr>
         <w:pStyle w:val="Heading1"/>
       </w:pPr>
       <w:r>
-        <w:lastRenderedPageBreak/>
         <w:t>Polished System</w:t>
       </w:r>
-      <w:bookmarkEnd w:id="18"/>
+      <w:bookmarkEnd w:id="17"/>
       <w:r>
         <w:t xml:space="preserve"> </w:t>
       </w:r>
@@ -4133,11 +4156,11 @@
       <w:pPr>
         <w:pStyle w:val="Heading1"/>
       </w:pPr>
-      <w:bookmarkStart w:id="19" w:name="_Toc151547427"/>
+      <w:bookmarkStart w:id="18" w:name="_Toc151547427"/>
       <w:r>
         <w:t>Test Plan</w:t>
       </w:r>
-      <w:bookmarkEnd w:id="19"/>
+      <w:bookmarkEnd w:id="18"/>
     </w:p>
     <w:p>
       <w:r>
@@ -4182,6 +4205,7 @@
         </w:numPr>
       </w:pPr>
       <w:r>
+        <w:lastRenderedPageBreak/>
         <w:t>Actual Outcome</w:t>
       </w:r>
     </w:p>
@@ -4201,11 +4225,11 @@
       <w:pPr>
         <w:pStyle w:val="Heading1"/>
       </w:pPr>
-      <w:bookmarkStart w:id="20" w:name="_Toc151547428"/>
+      <w:bookmarkStart w:id="19" w:name="_Toc151547428"/>
       <w:r>
         <w:t>System User Manual</w:t>
       </w:r>
-      <w:bookmarkEnd w:id="20"/>
+      <w:bookmarkEnd w:id="19"/>
     </w:p>
     <w:p>
       <w:r>
@@ -4286,7 +4310,15 @@
         </w:numPr>
       </w:pPr>
       <w:r>
-        <w:t xml:space="preserve">If UI explain it and how to work it. </w:t>
+        <w:t xml:space="preserve">If UI explain it and how to </w:t>
+      </w:r>
+      <w:proofErr w:type="gramStart"/>
+      <w:r>
+        <w:t>work</w:t>
+      </w:r>
+      <w:proofErr w:type="gramEnd"/>
+      <w:r>
+        <w:t xml:space="preserve"> it. </w:t>
       </w:r>
     </w:p>
     <w:p>
@@ -4318,7 +4350,7 @@
           <w:color w:val="FF0000"/>
         </w:rPr>
       </w:pPr>
-      <w:bookmarkStart w:id="21" w:name="_Toc151547429"/>
+      <w:bookmarkStart w:id="20" w:name="_Toc151547429"/>
       <w:r>
         <w:rPr>
           <w:color w:val="FF0000"/>
@@ -4355,7 +4387,7 @@
         </w:rPr>
         <w:t>.</w:t>
       </w:r>
-      <w:bookmarkEnd w:id="21"/>
+      <w:bookmarkEnd w:id="20"/>
     </w:p>
     <w:p>
       <w:pPr>
@@ -4383,12 +4415,12 @@
       <w:pPr>
         <w:pStyle w:val="Heading1"/>
       </w:pPr>
-      <w:bookmarkStart w:id="22" w:name="_Toc151547430"/>
+      <w:bookmarkStart w:id="21" w:name="_Toc151547430"/>
       <w:r>
         <w:lastRenderedPageBreak/>
         <w:t>Additional Supportive Documentation</w:t>
       </w:r>
-      <w:bookmarkEnd w:id="22"/>
+      <w:bookmarkEnd w:id="21"/>
       <w:r>
         <w:t xml:space="preserve"> </w:t>
       </w:r>
@@ -4408,12 +4440,12 @@
       <w:pPr>
         <w:pStyle w:val="Heading1"/>
       </w:pPr>
-      <w:bookmarkStart w:id="23" w:name="_Toc151547431"/>
+      <w:bookmarkStart w:id="22" w:name="_Toc151547431"/>
       <w:r>
         <w:lastRenderedPageBreak/>
         <w:t>Bibliography</w:t>
       </w:r>
-      <w:bookmarkEnd w:id="23"/>
+      <w:bookmarkEnd w:id="22"/>
     </w:p>
     <w:p>
       <w:r>
@@ -4670,7 +4702,15 @@
     </w:p>
     <w:p>
       <w:r>
-        <w:t>Trefts, K. &amp; Blaksee, S. (2000). Did you hear the one about Boolean operators? Incorporating comedy into library</w:t>
+        <w:t xml:space="preserve">Trefts, K. &amp; </w:t>
+      </w:r>
+      <w:proofErr w:type="spellStart"/>
+      <w:r>
+        <w:t>Blaksee</w:t>
+      </w:r>
+      <w:proofErr w:type="spellEnd"/>
+      <w:r>
+        <w:t>, S. (2000). Did you hear the one about Boolean operators? Incorporating comedy into library</w:t>
       </w:r>
       <w:r>
         <w:t xml:space="preserve"> </w:t>
@@ -4696,12 +4736,28 @@
     </w:p>
     <w:p>
       <w:r>
-        <w:t>(Trefts &amp; Blaksee 2000)</w:t>
-      </w:r>
-    </w:p>
-    <w:p>
-      <w:r>
-        <w:t>This supports Trefts &amp; Blaksee’s (2000) evidence that……</w:t>
+        <w:t xml:space="preserve">(Trefts &amp; </w:t>
+      </w:r>
+      <w:proofErr w:type="spellStart"/>
+      <w:r>
+        <w:t>Blaksee</w:t>
+      </w:r>
+      <w:proofErr w:type="spellEnd"/>
+      <w:r>
+        <w:t xml:space="preserve"> 2000)</w:t>
+      </w:r>
+    </w:p>
+    <w:p>
+      <w:r>
+        <w:t xml:space="preserve">This supports Trefts &amp; </w:t>
+      </w:r>
+      <w:proofErr w:type="spellStart"/>
+      <w:r>
+        <w:t>Blaksee’s</w:t>
+      </w:r>
+      <w:proofErr w:type="spellEnd"/>
+      <w:r>
+        <w:t xml:space="preserve"> (2000) evidence that……</w:t>
       </w:r>
       <w:r>
         <w:br/>
@@ -4726,27 +4782,45 @@
       <w:pPr>
         <w:pStyle w:val="Heading1"/>
       </w:pPr>
-      <w:bookmarkStart w:id="24" w:name="_Toc151547432"/>
+      <w:bookmarkStart w:id="23" w:name="_Toc151547432"/>
       <w:r>
         <w:lastRenderedPageBreak/>
         <w:t>Appendices</w:t>
       </w:r>
+      <w:bookmarkEnd w:id="23"/>
+    </w:p>
+    <w:p>
+      <w:r>
+        <w:t xml:space="preserve">Any supporting documentation can be added to the appendix. </w:t>
+      </w:r>
+      <w:r>
+        <w:t xml:space="preserve">This can relate to any section of the report. </w:t>
+      </w:r>
+    </w:p>
+    <w:p>
+      <w:r>
+        <w:t xml:space="preserve">It also helps if the appendix has its own content page and naming conventions. </w:t>
+      </w:r>
+    </w:p>
+    <w:p>
+      <w:pPr>
+        <w:pStyle w:val="Heading2"/>
+      </w:pPr>
+    </w:p>
+    <w:p>
+      <w:pPr>
+        <w:pStyle w:val="Heading2"/>
+      </w:pPr>
+      <w:bookmarkStart w:id="24" w:name="_Toc151547433"/>
+      <w:r>
+        <w:t xml:space="preserve">Appendix 1: </w:t>
+      </w:r>
+      <w:r>
+        <w:t>Title</w:t>
+      </w:r>
       <w:bookmarkEnd w:id="24"/>
     </w:p>
     <w:p>
-      <w:r>
-        <w:t xml:space="preserve">Any supporting documentation can be added to the appendix. </w:t>
-      </w:r>
-      <w:r>
-        <w:t xml:space="preserve">This can relate to any section of the report. </w:t>
-      </w:r>
-    </w:p>
-    <w:p>
-      <w:r>
-        <w:t xml:space="preserve">It also helps if the appendix has its own content page and naming conventions. </w:t>
-      </w:r>
-    </w:p>
-    <w:p>
       <w:pPr>
         <w:pStyle w:val="Heading2"/>
       </w:pPr>
@@ -4755,29 +4829,11 @@
       <w:pPr>
         <w:pStyle w:val="Heading2"/>
       </w:pPr>
-      <w:bookmarkStart w:id="25" w:name="_Toc151547433"/>
-      <w:r>
-        <w:t xml:space="preserve">Appendix 1: </w:t>
-      </w:r>
-      <w:r>
-        <w:t>Title</w:t>
+      <w:bookmarkStart w:id="25" w:name="_Toc151547434"/>
+      <w:r>
+        <w:t>Appendix 2: Title</w:t>
       </w:r>
       <w:bookmarkEnd w:id="25"/>
-    </w:p>
-    <w:p>
-      <w:pPr>
-        <w:pStyle w:val="Heading2"/>
-      </w:pPr>
-    </w:p>
-    <w:p>
-      <w:pPr>
-        <w:pStyle w:val="Heading2"/>
-      </w:pPr>
-      <w:bookmarkStart w:id="26" w:name="_Toc151547434"/>
-      <w:r>
-        <w:t>Appendix 2: Title</w:t>
-      </w:r>
-      <w:bookmarkEnd w:id="26"/>
     </w:p>
     <w:sectPr>
       <w:footerReference w:type="default" r:id="rId14"/>
@@ -8302,12 +8358,15 @@
 </file>
 
 <file path=customXml/item3.xml><?xml version="1.0" encoding="utf-8"?>
-<?mso-contentType ?>
-<FormTemplates xmlns="http://schemas.microsoft.com/sharepoint/v3/contenttype/forms">
-  <Display>DocumentLibraryForm</Display>
-  <Edit>DocumentLibraryForm</Edit>
-  <New>DocumentLibraryForm</New>
-</FormTemplates>
+<p:properties xmlns:p="http://schemas.microsoft.com/office/2006/metadata/properties" xmlns:xsi="http://www.w3.org/2001/XMLSchema-instance" xmlns:pc="http://schemas.microsoft.com/office/infopath/2007/PartnerControls">
+  <documentManagement>
+    <TaxCatchAll xmlns="ac1d6235-51e3-4a29-8ef4-963eeebbd849" xsi:nil="true"/>
+    <lcf76f155ced4ddcb4097134ff3c332f xmlns="45c0638f-8904-45ab-b124-b1f7ff451179">
+      <Terms xmlns="http://schemas.microsoft.com/office/infopath/2007/PartnerControls"/>
+    </lcf76f155ced4ddcb4097134ff3c332f>
+    <Topics xmlns="45c0638f-8904-45ab-b124-b1f7ff451179" xsi:nil="true"/>
+  </documentManagement>
+</p:properties>
 </file>
 
 <file path=customXml/item4.xml><?xml version="1.0" encoding="utf-8"?>
@@ -8554,15 +8613,12 @@
 </file>
 
 <file path=customXml/item5.xml><?xml version="1.0" encoding="utf-8"?>
-<p:properties xmlns:p="http://schemas.microsoft.com/office/2006/metadata/properties" xmlns:xsi="http://www.w3.org/2001/XMLSchema-instance" xmlns:pc="http://schemas.microsoft.com/office/infopath/2007/PartnerControls">
-  <documentManagement>
-    <TaxCatchAll xmlns="ac1d6235-51e3-4a29-8ef4-963eeebbd849" xsi:nil="true"/>
-    <lcf76f155ced4ddcb4097134ff3c332f xmlns="45c0638f-8904-45ab-b124-b1f7ff451179">
-      <Terms xmlns="http://schemas.microsoft.com/office/infopath/2007/PartnerControls"/>
-    </lcf76f155ced4ddcb4097134ff3c332f>
-    <Topics xmlns="45c0638f-8904-45ab-b124-b1f7ff451179" xsi:nil="true"/>
-  </documentManagement>
-</p:properties>
+<?mso-contentType ?>
+<FormTemplates xmlns="http://schemas.microsoft.com/sharepoint/v3/contenttype/forms">
+  <Display>DocumentLibraryForm</Display>
+  <Edit>DocumentLibraryForm</Edit>
+  <New>DocumentLibraryForm</New>
+</FormTemplates>
 </file>
 
 <file path=customXml/itemProps1.xml><?xml version="1.0" encoding="utf-8"?>
@@ -8582,9 +8638,12 @@
 </file>
 
 <file path=customXml/itemProps3.xml><?xml version="1.0" encoding="utf-8"?>
-<ds:datastoreItem xmlns:ds="http://schemas.openxmlformats.org/officeDocument/2006/customXml" ds:itemID="{55F8EF15-E290-4DF9-A813-BC8446DFD593}">
+<ds:datastoreItem xmlns:ds="http://schemas.openxmlformats.org/officeDocument/2006/customXml" ds:itemID="{71266B43-7B49-4061-81A7-074287FE3B1A}">
   <ds:schemaRefs>
-    <ds:schemaRef ds:uri="http://schemas.microsoft.com/sharepoint/v3/contenttype/forms"/>
+    <ds:schemaRef ds:uri="http://schemas.microsoft.com/office/2006/metadata/properties"/>
+    <ds:schemaRef ds:uri="http://schemas.microsoft.com/office/infopath/2007/PartnerControls"/>
+    <ds:schemaRef ds:uri="ac1d6235-51e3-4a29-8ef4-963eeebbd849"/>
+    <ds:schemaRef ds:uri="45c0638f-8904-45ab-b124-b1f7ff451179"/>
   </ds:schemaRefs>
 </ds:datastoreItem>
 </file>
@@ -8609,12 +8668,9 @@
 </file>
 
 <file path=customXml/itemProps5.xml><?xml version="1.0" encoding="utf-8"?>
-<ds:datastoreItem xmlns:ds="http://schemas.openxmlformats.org/officeDocument/2006/customXml" ds:itemID="{71266B43-7B49-4061-81A7-074287FE3B1A}">
+<ds:datastoreItem xmlns:ds="http://schemas.openxmlformats.org/officeDocument/2006/customXml" ds:itemID="{55F8EF15-E290-4DF9-A813-BC8446DFD593}">
   <ds:schemaRefs>
-    <ds:schemaRef ds:uri="http://schemas.microsoft.com/office/2006/metadata/properties"/>
-    <ds:schemaRef ds:uri="http://schemas.microsoft.com/office/infopath/2007/PartnerControls"/>
-    <ds:schemaRef ds:uri="ac1d6235-51e3-4a29-8ef4-963eeebbd849"/>
-    <ds:schemaRef ds:uri="45c0638f-8904-45ab-b124-b1f7ff451179"/>
+    <ds:schemaRef ds:uri="http://schemas.microsoft.com/sharepoint/v3/contenttype/forms"/>
   </ds:schemaRefs>
 </ds:datastoreItem>
 </file>
--- a/Technical Design Doc Template.docx
+++ b/Technical Design Doc Template.docx
@@ -3187,7 +3187,18 @@
     </w:p>
     <w:p>
       <w:r>
-        <w:t>RAM – random access memory</w:t>
+        <w:t xml:space="preserve">RAM – </w:t>
+      </w:r>
+      <w:r>
+        <w:t>R</w:t>
+      </w:r>
+      <w:r>
+        <w:t>andom access memory</w:t>
+      </w:r>
+    </w:p>
+    <w:p>
+      <w:r>
+        <w:t>UI – User interface</w:t>
       </w:r>
     </w:p>
     <w:p>
@@ -3320,6 +3331,11 @@
       </w:r>
     </w:p>
     <w:p>
+      <w:r>
+        <w:t>No AI requirements.</w:t>
+      </w:r>
+    </w:p>
+    <w:p>
       <w:pPr>
         <w:pStyle w:val="Heading1"/>
       </w:pPr>
@@ -3331,7 +3347,17 @@
     </w:p>
     <w:p>
       <w:r>
-        <w:t>Is this needed for your artefact?</w:t>
+        <w:t>Asset pack from FAB to showcase the example level.</w:t>
+      </w:r>
+    </w:p>
+    <w:p>
+      <w:r>
+        <w:t>Pack used – Stylized nature pack.</w:t>
+      </w:r>
+    </w:p>
+    <w:p>
+      <w:r>
+        <w:t>https://www.fab.com/listings/b066de06-73b8-4fbe-b30c-468f5bcf7575</w:t>
       </w:r>
     </w:p>
     <w:p>
@@ -3346,186 +3372,42 @@
     </w:p>
     <w:p>
       <w:r>
-        <w:t>How to setup the game engine</w:t>
-      </w:r>
-      <w:r>
-        <w:t xml:space="preserve"> to accommodate the tool/artefact process</w:t>
-      </w:r>
-      <w:r>
-        <w:t>.</w:t>
-      </w:r>
-      <w:r>
-        <w:t xml:space="preserve"> All sections are a user setup guide and how to use them.</w:t>
-      </w:r>
-    </w:p>
-    <w:p>
-      <w:pPr>
-        <w:pStyle w:val="Heading1"/>
-      </w:pPr>
-      <w:bookmarkStart w:id="7" w:name="_Toc151547416"/>
-      <w:r>
-        <w:t>Minimum System Requirements</w:t>
-      </w:r>
-      <w:bookmarkEnd w:id="7"/>
-      <w:r>
-        <w:t xml:space="preserve"> </w:t>
-      </w:r>
-    </w:p>
-    <w:p>
-      <w:r>
-        <w:t>Give this some thought!! This is for the engine!</w:t>
-      </w:r>
-    </w:p>
-    <w:p>
-      <w:pPr>
-        <w:pStyle w:val="Heading1"/>
-      </w:pPr>
-      <w:bookmarkStart w:id="8" w:name="_Toc151547417"/>
-      <w:r>
-        <w:t>M</w:t>
-      </w:r>
-      <w:r>
-        <w:t>ultiplayer and Networking (delete as appropriate)</w:t>
-      </w:r>
-      <w:bookmarkEnd w:id="8"/>
-    </w:p>
-    <w:p>
-      <w:r>
-        <w:t>Engine capabilities for game genre.</w:t>
-      </w:r>
-    </w:p>
-    <w:p>
-      <w:pPr>
-        <w:pStyle w:val="Heading1"/>
-      </w:pPr>
-      <w:bookmarkStart w:id="9" w:name="_Toc151547418"/>
-      <w:r>
-        <w:lastRenderedPageBreak/>
-        <w:t>UI</w:t>
-      </w:r>
-      <w:r>
-        <w:t xml:space="preserve"> of the </w:t>
-      </w:r>
-      <w:r>
-        <w:t>Tool</w:t>
-      </w:r>
-      <w:r>
-        <w:t>/Artefact</w:t>
-      </w:r>
-      <w:r>
-        <w:t>/System</w:t>
-      </w:r>
-      <w:bookmarkEnd w:id="9"/>
-    </w:p>
-    <w:p>
-      <w:r>
-        <w:t>The UI of the engine</w:t>
-      </w:r>
-    </w:p>
-    <w:p>
-      <w:pPr>
-        <w:pStyle w:val="Heading1"/>
-      </w:pPr>
-      <w:bookmarkStart w:id="10" w:name="_Toc151547419"/>
-      <w:r>
-        <w:t>External Library Dependenc</w:t>
-      </w:r>
-      <w:r>
-        <w:t>ies</w:t>
-      </w:r>
-      <w:bookmarkEnd w:id="10"/>
-      <w:r>
-        <w:t xml:space="preserve"> </w:t>
-      </w:r>
-    </w:p>
-    <w:p>
-      <w:r>
-        <w:t xml:space="preserve">List </w:t>
-      </w:r>
-      <w:r>
-        <w:t xml:space="preserve">all if any libraries needed for the engine and game. </w:t>
-      </w:r>
-    </w:p>
-    <w:p>
-      <w:pPr>
-        <w:pStyle w:val="Heading1"/>
-      </w:pPr>
-      <w:bookmarkStart w:id="11" w:name="_Toc151547420"/>
-      <w:r>
-        <w:t>Platform Specifications</w:t>
-      </w:r>
-      <w:bookmarkEnd w:id="11"/>
-      <w:r>
-        <w:t xml:space="preserve"> </w:t>
-      </w:r>
-    </w:p>
-    <w:p>
-      <w:r>
-        <w:t>What platform is this aimed at?</w:t>
-      </w:r>
-    </w:p>
-    <w:p>
-      <w:pPr>
-        <w:pStyle w:val="Heading1"/>
-      </w:pPr>
-      <w:bookmarkStart w:id="12" w:name="_Toc151547421"/>
-      <w:r>
-        <w:t>Asset Pipeline</w:t>
-      </w:r>
-      <w:bookmarkEnd w:id="12"/>
-    </w:p>
-    <w:p>
-      <w:r>
-        <w:t>How to bring in assets and where to they go.</w:t>
-      </w:r>
-    </w:p>
-    <w:p>
-      <w:pPr>
-        <w:pStyle w:val="Heading1"/>
-      </w:pPr>
-      <w:bookmarkStart w:id="13" w:name="_Toc151547422"/>
-      <w:r>
-        <w:t>Material Pipeline</w:t>
-      </w:r>
-      <w:bookmarkEnd w:id="13"/>
-    </w:p>
-    <w:p>
-      <w:r>
-        <w:t xml:space="preserve">Shader systems, etc. </w:t>
-      </w:r>
-    </w:p>
-    <w:p/>
-    <w:p>
-      <w:pPr>
-        <w:pStyle w:val="Heading1"/>
-      </w:pPr>
-      <w:bookmarkStart w:id="14" w:name="_Toc151547423"/>
-      <w:r>
-        <w:t>Assessment Related Requirements to be answered:</w:t>
-      </w:r>
-      <w:bookmarkEnd w:id="14"/>
+        <w:t>Download artifact into your contents folder inside UE.</w:t>
+      </w:r>
+    </w:p>
+    <w:p>
+      <w:r>
+        <w:t>Drag and drop the chunk into the level (</w:t>
+      </w:r>
+      <w:proofErr w:type="spellStart"/>
+      <w:r>
+        <w:t>BP_MapGenController</w:t>
+      </w:r>
+      <w:proofErr w:type="spellEnd"/>
+      <w:r>
+        <w:t>).</w:t>
+      </w:r>
+    </w:p>
+    <w:p>
+      <w:r>
+        <w:t>Add the blocks you wish to spawn to the array inside the chunk.</w:t>
+      </w:r>
     </w:p>
     <w:p>
       <w:pPr>
         <w:pStyle w:val="ListParagraph"/>
         <w:numPr>
           <w:ilvl w:val="0"/>
-          <w:numId w:val="7"/>
+          <w:numId w:val="21"/>
         </w:numPr>
-        <w:spacing w:after="200" w:line="276" w:lineRule="auto"/>
-        <w:rPr>
-          <w:rFonts w:ascii="Tahoma" w:eastAsia="Tahoma" w:hAnsi="Tahoma" w:cs="Tahoma"/>
-          <w:sz w:val="20"/>
-          <w:szCs w:val="20"/>
-        </w:rPr>
-      </w:pPr>
-      <w:r>
-        <w:rPr>
-          <w:rFonts w:ascii="Tahoma" w:eastAsia="Tahoma" w:hAnsi="Tahoma" w:cs="Tahoma"/>
-          <w:sz w:val="20"/>
-          <w:szCs w:val="20"/>
-        </w:rPr>
-        <w:t>Problem that inspired the PCG system.</w:t>
+      </w:pPr>
+      <w:proofErr w:type="spellStart"/>
+      <w:r>
+        <w:t>TopperChunkArray</w:t>
+      </w:r>
+      <w:proofErr w:type="spellEnd"/>
+      <w:r>
+        <w:t xml:space="preserve"> = the surface block.</w:t>
       </w:r>
     </w:p>
     <w:p>
@@ -3533,22 +3415,22 @@
         <w:pStyle w:val="ListParagraph"/>
         <w:numPr>
           <w:ilvl w:val="0"/>
-          <w:numId w:val="7"/>
+          <w:numId w:val="21"/>
         </w:numPr>
-        <w:spacing w:after="200" w:line="276" w:lineRule="auto"/>
-        <w:rPr>
-          <w:rFonts w:ascii="Tahoma" w:eastAsia="Tahoma" w:hAnsi="Tahoma" w:cs="Tahoma"/>
-          <w:sz w:val="20"/>
-          <w:szCs w:val="20"/>
-        </w:rPr>
-      </w:pPr>
-      <w:r>
-        <w:rPr>
-          <w:rFonts w:ascii="Tahoma" w:eastAsia="Tahoma" w:hAnsi="Tahoma" w:cs="Tahoma"/>
-          <w:sz w:val="20"/>
-          <w:szCs w:val="20"/>
-        </w:rPr>
-        <w:t>Proposed solution(s) to the problem which DID NOT include PCG.</w:t>
+      </w:pPr>
+      <w:proofErr w:type="spellStart"/>
+      <w:r>
+        <w:lastRenderedPageBreak/>
+        <w:t>UndergroundChunkArray</w:t>
+      </w:r>
+      <w:proofErr w:type="spellEnd"/>
+      <w:r>
+        <w:t xml:space="preserve"> = the blocks below the surface.</w:t>
+      </w:r>
+    </w:p>
+    <w:p>
+      <w:r>
+        <w:t>Change the node size to what you would like it to be.</w:t>
       </w:r>
     </w:p>
     <w:p>
@@ -3556,22 +3438,131 @@
         <w:pStyle w:val="ListParagraph"/>
         <w:numPr>
           <w:ilvl w:val="0"/>
-          <w:numId w:val="7"/>
+          <w:numId w:val="21"/>
         </w:numPr>
-        <w:spacing w:after="200" w:line="276" w:lineRule="auto"/>
-        <w:rPr>
-          <w:rFonts w:ascii="Tahoma" w:eastAsia="Tahoma" w:hAnsi="Tahoma" w:cs="Tahoma"/>
-          <w:sz w:val="20"/>
-          <w:szCs w:val="20"/>
-        </w:rPr>
-      </w:pPr>
-      <w:r>
-        <w:rPr>
-          <w:rFonts w:ascii="Tahoma" w:eastAsia="Tahoma" w:hAnsi="Tahoma" w:cs="Tahoma"/>
-          <w:sz w:val="20"/>
-          <w:szCs w:val="20"/>
-        </w:rPr>
-        <w:t>Proposed solution(s) to the problem which DID include PCG.</w:t>
+      </w:pPr>
+      <w:proofErr w:type="spellStart"/>
+      <w:r>
+        <w:t>NodeSize</w:t>
+      </w:r>
+      <w:proofErr w:type="spellEnd"/>
+      <w:r>
+        <w:t xml:space="preserve"> = the size of each block.</w:t>
+      </w:r>
+    </w:p>
+    <w:p>
+      <w:r>
+        <w:t>Press play.</w:t>
+      </w:r>
+    </w:p>
+    <w:p>
+      <w:pPr>
+        <w:pStyle w:val="Heading1"/>
+      </w:pPr>
+      <w:bookmarkStart w:id="7" w:name="_Toc151547416"/>
+      <w:r>
+        <w:t>Minimum System Requirements</w:t>
+      </w:r>
+      <w:bookmarkEnd w:id="7"/>
+      <w:r>
+        <w:t xml:space="preserve"> </w:t>
+      </w:r>
+    </w:p>
+    <w:p>
+      <w:r>
+        <w:t>Nvidia 3080 or equivalent.</w:t>
+      </w:r>
+    </w:p>
+    <w:p>
+      <w:r>
+        <w:t>32 GB of RAM.</w:t>
+      </w:r>
+    </w:p>
+    <w:p>
+      <w:r>
+        <w:t xml:space="preserve">AMD </w:t>
+      </w:r>
+      <w:proofErr w:type="spellStart"/>
+      <w:r>
+        <w:t>Ryzen</w:t>
+      </w:r>
+      <w:proofErr w:type="spellEnd"/>
+      <w:r>
+        <w:t xml:space="preserve"> 7 5800X or equivalent.</w:t>
+      </w:r>
+    </w:p>
+    <w:p>
+      <w:r>
+        <w:t>30 GB of storage.</w:t>
+      </w:r>
+    </w:p>
+    <w:p>
+      <w:pPr>
+        <w:pStyle w:val="Heading1"/>
+      </w:pPr>
+      <w:bookmarkStart w:id="8" w:name="_Toc151547418"/>
+      <w:r>
+        <w:t>UI</w:t>
+      </w:r>
+      <w:r>
+        <w:t xml:space="preserve"> of the </w:t>
+      </w:r>
+      <w:r>
+        <w:t>Tool</w:t>
+      </w:r>
+      <w:r>
+        <w:t>/Artefact</w:t>
+      </w:r>
+      <w:r>
+        <w:t>/System</w:t>
+      </w:r>
+      <w:bookmarkEnd w:id="8"/>
+    </w:p>
+    <w:p>
+      <w:r>
+        <w:t>UI is UE standard UI.</w:t>
+      </w:r>
+    </w:p>
+    <w:p>
+      <w:r>
+        <w:t xml:space="preserve">All extra UI is located inside the details panel of the chunk </w:t>
+      </w:r>
+      <w:r>
+        <w:t>(</w:t>
+      </w:r>
+      <w:proofErr w:type="spellStart"/>
+      <w:r>
+        <w:t>BP_MapGenController</w:t>
+      </w:r>
+      <w:proofErr w:type="spellEnd"/>
+      <w:r>
+        <w:t>).</w:t>
+      </w:r>
+    </w:p>
+    <w:p>
+      <w:pPr>
+        <w:pStyle w:val="Heading1"/>
+      </w:pPr>
+      <w:bookmarkStart w:id="9" w:name="_Toc151547419"/>
+      <w:r>
+        <w:t>External Library Dependenc</w:t>
+      </w:r>
+      <w:r>
+        <w:t>ies</w:t>
+      </w:r>
+      <w:bookmarkEnd w:id="9"/>
+      <w:r>
+        <w:t xml:space="preserve"> </w:t>
+      </w:r>
+    </w:p>
+    <w:p>
+      <w:r>
+        <w:t>Standard UE libraries.</w:t>
+      </w:r>
+    </w:p>
+    <w:p>
+      <w:r>
+        <w:t>2 plugins are required:</w:t>
       </w:r>
     </w:p>
     <w:p>
@@ -3579,22 +3570,11 @@
         <w:pStyle w:val="ListParagraph"/>
         <w:numPr>
           <w:ilvl w:val="0"/>
-          <w:numId w:val="7"/>
+          <w:numId w:val="21"/>
         </w:numPr>
-        <w:spacing w:after="200" w:line="276" w:lineRule="auto"/>
-        <w:rPr>
-          <w:rFonts w:ascii="Tahoma" w:eastAsia="Tahoma" w:hAnsi="Tahoma" w:cs="Tahoma"/>
-          <w:sz w:val="20"/>
-          <w:szCs w:val="20"/>
-        </w:rPr>
-      </w:pPr>
-      <w:r>
-        <w:rPr>
-          <w:rFonts w:ascii="Tahoma" w:eastAsia="Tahoma" w:hAnsi="Tahoma" w:cs="Tahoma"/>
-          <w:sz w:val="20"/>
-          <w:szCs w:val="20"/>
-        </w:rPr>
-        <w:t>Purpose of use within the development cycle.</w:t>
+      </w:pPr>
+      <w:r>
+        <w:t>Procedural Content Generation Framework (PCG).</w:t>
       </w:r>
     </w:p>
     <w:p>
@@ -3602,22 +3582,119 @@
         <w:pStyle w:val="ListParagraph"/>
         <w:numPr>
           <w:ilvl w:val="0"/>
-          <w:numId w:val="7"/>
+          <w:numId w:val="21"/>
         </w:numPr>
-        <w:spacing w:after="200" w:line="276" w:lineRule="auto"/>
-        <w:rPr>
-          <w:rFonts w:ascii="Tahoma" w:eastAsia="Tahoma" w:hAnsi="Tahoma" w:cs="Tahoma"/>
-          <w:sz w:val="20"/>
-          <w:szCs w:val="20"/>
-        </w:rPr>
-      </w:pPr>
-      <w:r>
-        <w:rPr>
-          <w:rFonts w:ascii="Tahoma" w:eastAsia="Tahoma" w:hAnsi="Tahoma" w:cs="Tahoma"/>
-          <w:sz w:val="20"/>
-          <w:szCs w:val="20"/>
-        </w:rPr>
-        <w:t>Intended departmental use (art/sound/design)/target audience use.</w:t>
+      </w:pPr>
+      <w:r>
+        <w:t>Procedural Content Generation Framework (PCG)</w:t>
+      </w:r>
+      <w:r>
+        <w:t xml:space="preserve"> Instanced Actors Interop.</w:t>
+      </w:r>
+    </w:p>
+    <w:p>
+      <w:pPr>
+        <w:pStyle w:val="Heading1"/>
+      </w:pPr>
+      <w:bookmarkStart w:id="10" w:name="_Toc151547420"/>
+      <w:r>
+        <w:t>Platform Specifications</w:t>
+      </w:r>
+      <w:bookmarkEnd w:id="10"/>
+      <w:r>
+        <w:t xml:space="preserve"> </w:t>
+      </w:r>
+    </w:p>
+    <w:p>
+      <w:r>
+        <w:t>Used for PC game development.</w:t>
+      </w:r>
+    </w:p>
+    <w:p>
+      <w:pPr>
+        <w:pStyle w:val="Heading1"/>
+      </w:pPr>
+      <w:bookmarkStart w:id="11" w:name="_Toc151547421"/>
+      <w:r>
+        <w:t>Asset Pipeline</w:t>
+      </w:r>
+      <w:bookmarkEnd w:id="11"/>
+    </w:p>
+    <w:p>
+      <w:r>
+        <w:t>How to bring in assets and where to they go.</w:t>
+      </w:r>
+    </w:p>
+    <w:p>
+      <w:r>
+        <w:t>Download assets from FAB.</w:t>
+      </w:r>
+    </w:p>
+    <w:p>
+      <w:r>
+        <w:t>Place them in an appropriate folder</w:t>
+      </w:r>
+      <w:r>
+        <w:t>.</w:t>
+      </w:r>
+    </w:p>
+    <w:p>
+      <w:r>
+        <w:t>Then use them however you wish.</w:t>
+      </w:r>
+    </w:p>
+    <w:p>
+      <w:pPr>
+        <w:pStyle w:val="Heading1"/>
+      </w:pPr>
+      <w:bookmarkStart w:id="12" w:name="_Toc151547423"/>
+      <w:r>
+        <w:t>Assessment Related Requirements to be answered:</w:t>
+      </w:r>
+      <w:bookmarkEnd w:id="12"/>
+    </w:p>
+    <w:p>
+      <w:r>
+        <w:t>Rogue-like games tend to have set maps or very little differences between the maps per run. This can cause stagnation in the gameplay for the players.</w:t>
+      </w:r>
+    </w:p>
+    <w:p>
+      <w:r>
+        <w:t>A solution to this would be to make a variety of versions of the maps and randomly select one of them per run.</w:t>
+      </w:r>
+    </w:p>
+    <w:p>
+      <w:r>
+        <w:t>A PCG solution to this would be to generate a unique instance of a map per run.</w:t>
+      </w:r>
+    </w:p>
+    <w:p>
+      <w:r>
+        <w:t>This would be used in the map design section of the development cycle to reduce the chance of stagnation in the design of levels.</w:t>
+      </w:r>
+    </w:p>
+    <w:p>
+      <w:r>
+        <w:lastRenderedPageBreak/>
+        <w:t>This would be used by the design department.</w:t>
+      </w:r>
+    </w:p>
+    <w:p>
+      <w:r>
+        <w:t xml:space="preserve">The code would need to be altered </w:t>
+      </w:r>
+      <w:proofErr w:type="gramStart"/>
+      <w:r>
+        <w:t>in order to</w:t>
+      </w:r>
+      <w:proofErr w:type="gramEnd"/>
+      <w:r>
+        <w:t xml:space="preserve"> change the spawn conditions that are pre-set. The user manual just states how to use the current version of the system not how to alter it.</w:t>
+      </w:r>
+    </w:p>
+    <w:p>
+      <w:r>
+        <w:t>Future developments may include:</w:t>
       </w:r>
     </w:p>
     <w:p>
@@ -3625,22 +3702,11 @@
         <w:pStyle w:val="ListParagraph"/>
         <w:numPr>
           <w:ilvl w:val="0"/>
-          <w:numId w:val="7"/>
+          <w:numId w:val="21"/>
         </w:numPr>
-        <w:spacing w:after="200" w:line="276" w:lineRule="auto"/>
-        <w:rPr>
-          <w:rFonts w:ascii="Tahoma" w:eastAsia="Tahoma" w:hAnsi="Tahoma" w:cs="Tahoma"/>
-          <w:sz w:val="20"/>
-          <w:szCs w:val="20"/>
-        </w:rPr>
-      </w:pPr>
-      <w:r>
-        <w:rPr>
-          <w:rFonts w:ascii="Tahoma" w:eastAsia="Tahoma" w:hAnsi="Tahoma" w:cs="Tahoma"/>
-          <w:sz w:val="20"/>
-          <w:szCs w:val="20"/>
-        </w:rPr>
-        <w:t>Tool/System engine user manual considerations.</w:t>
+      </w:pPr>
+      <w:r>
+        <w:t>A systematic engine-based UI for each chunk.</w:t>
       </w:r>
     </w:p>
     <w:p>
@@ -3648,22 +3714,47 @@
         <w:pStyle w:val="ListParagraph"/>
         <w:numPr>
           <w:ilvl w:val="0"/>
-          <w:numId w:val="7"/>
+          <w:numId w:val="21"/>
         </w:numPr>
-        <w:spacing w:after="200" w:line="276" w:lineRule="auto"/>
-        <w:rPr>
-          <w:rFonts w:ascii="Tahoma" w:eastAsia="Tahoma" w:hAnsi="Tahoma" w:cs="Tahoma"/>
-          <w:sz w:val="20"/>
-          <w:szCs w:val="20"/>
-        </w:rPr>
-      </w:pPr>
-      <w:r>
-        <w:rPr>
-          <w:rFonts w:ascii="Tahoma" w:eastAsia="Tahoma" w:hAnsi="Tahoma" w:cs="Tahoma"/>
-          <w:sz w:val="20"/>
-          <w:szCs w:val="20"/>
-        </w:rPr>
-        <w:t>Potential upgrades/Future developments.</w:t>
+      </w:pPr>
+      <w:r>
+        <w:t>The ability to select pre-set changes to spawn conditions of blocks.</w:t>
+      </w:r>
+    </w:p>
+    <w:p>
+      <w:pPr>
+        <w:pStyle w:val="ListParagraph"/>
+        <w:numPr>
+          <w:ilvl w:val="0"/>
+          <w:numId w:val="21"/>
+        </w:numPr>
+      </w:pPr>
+      <w:r>
+        <w:t>Faster map creation.</w:t>
+      </w:r>
+    </w:p>
+    <w:p>
+      <w:pPr>
+        <w:pStyle w:val="ListParagraph"/>
+        <w:numPr>
+          <w:ilvl w:val="0"/>
+          <w:numId w:val="21"/>
+        </w:numPr>
+      </w:pPr>
+      <w:r>
+        <w:t>Bounds limit enhancements that won’t cause UE to error.</w:t>
+      </w:r>
+    </w:p>
+    <w:p>
+      <w:pPr>
+        <w:pStyle w:val="ListParagraph"/>
+        <w:numPr>
+          <w:ilvl w:val="0"/>
+          <w:numId w:val="21"/>
+        </w:numPr>
+      </w:pPr>
+      <w:r>
+        <w:t>The ability to easily change the weighting values of the spawns.</w:t>
       </w:r>
     </w:p>
     <w:p/>
@@ -3671,13 +3762,13 @@
       <w:pPr>
         <w:pStyle w:val="Heading1"/>
       </w:pPr>
-      <w:bookmarkStart w:id="15" w:name="_Toc151547424"/>
-      <w:r>
-        <w:t>Horizontal Prototype</w:t>
-      </w:r>
-      <w:bookmarkEnd w:id="15"/>
-      <w:r>
-        <w:t xml:space="preserve"> (if necessary – delete as appropriate)</w:t>
+      <w:bookmarkStart w:id="13" w:name="_Toc151547425"/>
+      <w:r>
+        <w:t>Vertical Prototype</w:t>
+      </w:r>
+      <w:bookmarkEnd w:id="13"/>
+      <w:r>
+        <w:t xml:space="preserve"> (graded)</w:t>
       </w:r>
     </w:p>
     <w:p>
@@ -3726,11 +3817,11 @@
         <w:pStyle w:val="ListParagraph"/>
         <w:numPr>
           <w:ilvl w:val="0"/>
-          <w:numId w:val="17"/>
+          <w:numId w:val="18"/>
         </w:numPr>
       </w:pPr>
       <w:r>
-        <w:t>Have the title “Horizontal Prototype”</w:t>
+        <w:t>Have the title “Vertical Prototype”</w:t>
       </w:r>
     </w:p>
     <w:p>
@@ -3738,11 +3829,14 @@
         <w:pStyle w:val="ListParagraph"/>
         <w:numPr>
           <w:ilvl w:val="0"/>
-          <w:numId w:val="17"/>
+          <w:numId w:val="18"/>
         </w:numPr>
       </w:pPr>
       <w:r>
-        <w:t>Visual inspiration</w:t>
+        <w:t xml:space="preserve">System </w:t>
+      </w:r>
+      <w:r>
+        <w:t>summary</w:t>
       </w:r>
     </w:p>
     <w:p>
@@ -3750,11 +3844,11 @@
         <w:pStyle w:val="ListParagraph"/>
         <w:numPr>
           <w:ilvl w:val="0"/>
-          <w:numId w:val="17"/>
+          <w:numId w:val="18"/>
         </w:numPr>
       </w:pPr>
       <w:r>
-        <w:t>Technical inspiration</w:t>
+        <w:t>Identify core system output/function achieved in the Vertical Prototype</w:t>
       </w:r>
     </w:p>
     <w:p>
@@ -3762,11 +3856,14 @@
         <w:pStyle w:val="ListParagraph"/>
         <w:numPr>
           <w:ilvl w:val="0"/>
-          <w:numId w:val="17"/>
+          <w:numId w:val="18"/>
         </w:numPr>
       </w:pPr>
       <w:r>
-        <w:t>UI inspiration</w:t>
+        <w:t xml:space="preserve">Show iterations of the system </w:t>
+      </w:r>
+      <w:r>
+        <w:t>within the vertical prototype phase (if any. May only be one)</w:t>
       </w:r>
     </w:p>
     <w:p>
@@ -3774,11 +3871,11 @@
         <w:pStyle w:val="ListParagraph"/>
         <w:numPr>
           <w:ilvl w:val="0"/>
-          <w:numId w:val="17"/>
+          <w:numId w:val="18"/>
         </w:numPr>
       </w:pPr>
       <w:r>
-        <w:t>Output inspiration</w:t>
+        <w:t>Show the output at this stage.</w:t>
       </w:r>
     </w:p>
     <w:p>
@@ -3786,11 +3883,11 @@
         <w:pStyle w:val="ListParagraph"/>
         <w:numPr>
           <w:ilvl w:val="0"/>
-          <w:numId w:val="17"/>
+          <w:numId w:val="18"/>
         </w:numPr>
       </w:pPr>
       <w:r>
-        <w:t xml:space="preserve">Anything else you feel is beneficial to the way the system should look and its outputs. </w:t>
+        <w:t>Images</w:t>
       </w:r>
     </w:p>
     <w:p>
@@ -3798,11 +3895,11 @@
         <w:pStyle w:val="ListParagraph"/>
         <w:numPr>
           <w:ilvl w:val="0"/>
-          <w:numId w:val="17"/>
+          <w:numId w:val="18"/>
         </w:numPr>
       </w:pPr>
       <w:r>
-        <w:t>Images</w:t>
+        <w:t>Video(s)</w:t>
       </w:r>
     </w:p>
     <w:p>
@@ -3810,26 +3907,33 @@
         <w:pStyle w:val="ListParagraph"/>
         <w:numPr>
           <w:ilvl w:val="0"/>
-          <w:numId w:val="17"/>
+          <w:numId w:val="18"/>
         </w:numPr>
       </w:pPr>
       <w:r>
-        <w:t>Videos</w:t>
-      </w:r>
-    </w:p>
-    <w:p/>
+        <w:t xml:space="preserve">Test plan in the </w:t>
+      </w:r>
+      <w:r>
+        <w:t>primitive</w:t>
+      </w:r>
+      <w:r>
+        <w:t xml:space="preserve"> format (</w:t>
+      </w:r>
+      <w:r>
+        <w:t xml:space="preserve">incomplete or partially complete) </w:t>
+      </w:r>
+      <w:bookmarkStart w:id="14" w:name="_Toc151547426"/>
+    </w:p>
     <w:p>
       <w:pPr>
         <w:pStyle w:val="Heading1"/>
       </w:pPr>
-      <w:bookmarkStart w:id="16" w:name="_Toc151547425"/>
-      <w:r>
-        <w:lastRenderedPageBreak/>
-        <w:t>Vertical Prototype</w:t>
-      </w:r>
-      <w:bookmarkEnd w:id="16"/>
-      <w:r>
-        <w:t xml:space="preserve"> (graded)</w:t>
+      <w:r>
+        <w:t>Polished System</w:t>
+      </w:r>
+      <w:bookmarkEnd w:id="14"/>
+      <w:r>
+        <w:t xml:space="preserve"> </w:t>
       </w:r>
     </w:p>
     <w:p>
@@ -3840,6 +3944,11 @@
     <w:p>
       <w:r>
         <w:t>Link to post.</w:t>
+      </w:r>
+    </w:p>
+    <w:p>
+      <w:r>
+        <w:t>(Submit zip file separate)</w:t>
       </w:r>
     </w:p>
     <w:p>
@@ -3859,13 +3968,7 @@
     </w:p>
     <w:p>
       <w:r>
-        <w:t>It is idea</w:t>
-      </w:r>
-      <w:r>
-        <w:t>l</w:t>
-      </w:r>
-      <w:r>
-        <w:t xml:space="preserve"> to have this as a single but very detailed post on the forum.</w:t>
+        <w:t>It is ideal to have this as a single but very detailed post on the forum.</w:t>
       </w:r>
     </w:p>
     <w:p>
@@ -3882,7 +3985,13 @@
         </w:numPr>
       </w:pPr>
       <w:r>
-        <w:t>Have the title “Vertical Prototype”</w:t>
+        <w:t>Have the title “</w:t>
+      </w:r>
+      <w:r>
+        <w:t>Polished System</w:t>
+      </w:r>
+      <w:r>
+        <w:t>”</w:t>
       </w:r>
     </w:p>
     <w:p>
@@ -3894,10 +4003,7 @@
         </w:numPr>
       </w:pPr>
       <w:r>
-        <w:t xml:space="preserve">System </w:t>
-      </w:r>
-      <w:r>
-        <w:t>summary</w:t>
+        <w:t>System User Manual</w:t>
       </w:r>
     </w:p>
     <w:p>
@@ -3909,7 +4015,7 @@
         </w:numPr>
       </w:pPr>
       <w:r>
-        <w:t>Identify core system output/function achieved in the Vertical Prototype</w:t>
+        <w:t>Show system output to a polished level.</w:t>
       </w:r>
     </w:p>
     <w:p>
@@ -3921,10 +4027,7 @@
         </w:numPr>
       </w:pPr>
       <w:r>
-        <w:t xml:space="preserve">Show iterations of the system </w:t>
-      </w:r>
-      <w:r>
-        <w:t>within the vertical prototype phase (if any. May only be one)</w:t>
+        <w:t xml:space="preserve">Show iterations of system output to a polished level. </w:t>
       </w:r>
     </w:p>
     <w:p>
@@ -3936,7 +4039,7 @@
         </w:numPr>
       </w:pPr>
       <w:r>
-        <w:t>Show the output at this stage.</w:t>
+        <w:t>Show the system requirements for your PCG system.</w:t>
       </w:r>
     </w:p>
     <w:p>
@@ -3948,7 +4051,8 @@
         </w:numPr>
       </w:pPr>
       <w:r>
-        <w:t>Images</w:t>
+        <w:lastRenderedPageBreak/>
+        <w:t xml:space="preserve">State the usage of the system and how it fits into the development cycle. </w:t>
       </w:r>
     </w:p>
     <w:p>
@@ -3960,7 +4064,7 @@
         </w:numPr>
       </w:pPr>
       <w:r>
-        <w:t>Video(s)</w:t>
+        <w:t>Complete test plan.</w:t>
       </w:r>
     </w:p>
     <w:p>
@@ -3972,69 +4076,7 @@
         </w:numPr>
       </w:pPr>
       <w:r>
-        <w:t xml:space="preserve">Test plan in the </w:t>
-      </w:r>
-      <w:r>
-        <w:t>primitive</w:t>
-      </w:r>
-      <w:r>
-        <w:t xml:space="preserve"> format (</w:t>
-      </w:r>
-      <w:r>
-        <w:t xml:space="preserve">incomplete or partially complete) </w:t>
-      </w:r>
-      <w:bookmarkStart w:id="17" w:name="_Toc151547426"/>
-    </w:p>
-    <w:p>
-      <w:pPr>
-        <w:pStyle w:val="Heading1"/>
-      </w:pPr>
-      <w:r>
-        <w:t>Polished System</w:t>
-      </w:r>
-      <w:bookmarkEnd w:id="17"/>
-      <w:r>
-        <w:t xml:space="preserve"> </w:t>
-      </w:r>
-    </w:p>
-    <w:p>
-      <w:r>
-        <w:t>Time and date of post.</w:t>
-      </w:r>
-    </w:p>
-    <w:p>
-      <w:r>
-        <w:t>Link to post.</w:t>
-      </w:r>
-    </w:p>
-    <w:p>
-      <w:r>
-        <w:t>(Submit zip file separate)</w:t>
-      </w:r>
-    </w:p>
-    <w:p>
-      <w:pPr>
-        <w:rPr>
-          <w:b/>
-          <w:bCs/>
-        </w:rPr>
-      </w:pPr>
-      <w:r>
-        <w:rPr>
-          <w:b/>
-          <w:bCs/>
-        </w:rPr>
-        <w:t>On the post:</w:t>
-      </w:r>
-    </w:p>
-    <w:p>
-      <w:r>
-        <w:t>It is ideal to have this as a single but very detailed post on the forum.</w:t>
-      </w:r>
-    </w:p>
-    <w:p>
-      <w:r>
-        <w:t xml:space="preserve">Include: </w:t>
+        <w:t>Images</w:t>
       </w:r>
     </w:p>
     <w:p>
@@ -4046,108 +4088,6 @@
         </w:numPr>
       </w:pPr>
       <w:r>
-        <w:t>Have the title “</w:t>
-      </w:r>
-      <w:r>
-        <w:t>Polished System</w:t>
-      </w:r>
-      <w:r>
-        <w:t>”</w:t>
-      </w:r>
-    </w:p>
-    <w:p>
-      <w:pPr>
-        <w:pStyle w:val="ListParagraph"/>
-        <w:numPr>
-          <w:ilvl w:val="0"/>
-          <w:numId w:val="18"/>
-        </w:numPr>
-      </w:pPr>
-      <w:r>
-        <w:t>System User Manual</w:t>
-      </w:r>
-    </w:p>
-    <w:p>
-      <w:pPr>
-        <w:pStyle w:val="ListParagraph"/>
-        <w:numPr>
-          <w:ilvl w:val="0"/>
-          <w:numId w:val="18"/>
-        </w:numPr>
-      </w:pPr>
-      <w:r>
-        <w:t>Show system output to a polished level.</w:t>
-      </w:r>
-    </w:p>
-    <w:p>
-      <w:pPr>
-        <w:pStyle w:val="ListParagraph"/>
-        <w:numPr>
-          <w:ilvl w:val="0"/>
-          <w:numId w:val="18"/>
-        </w:numPr>
-      </w:pPr>
-      <w:r>
-        <w:t xml:space="preserve">Show iterations of system output to a polished level. </w:t>
-      </w:r>
-    </w:p>
-    <w:p>
-      <w:pPr>
-        <w:pStyle w:val="ListParagraph"/>
-        <w:numPr>
-          <w:ilvl w:val="0"/>
-          <w:numId w:val="18"/>
-        </w:numPr>
-      </w:pPr>
-      <w:r>
-        <w:t>Show the system requirements for your PCG system.</w:t>
-      </w:r>
-    </w:p>
-    <w:p>
-      <w:pPr>
-        <w:pStyle w:val="ListParagraph"/>
-        <w:numPr>
-          <w:ilvl w:val="0"/>
-          <w:numId w:val="18"/>
-        </w:numPr>
-      </w:pPr>
-      <w:r>
-        <w:t xml:space="preserve">State the usage of the system and how it fits into the development cycle. </w:t>
-      </w:r>
-    </w:p>
-    <w:p>
-      <w:pPr>
-        <w:pStyle w:val="ListParagraph"/>
-        <w:numPr>
-          <w:ilvl w:val="0"/>
-          <w:numId w:val="18"/>
-        </w:numPr>
-      </w:pPr>
-      <w:r>
-        <w:t>Complete test plan.</w:t>
-      </w:r>
-    </w:p>
-    <w:p>
-      <w:pPr>
-        <w:pStyle w:val="ListParagraph"/>
-        <w:numPr>
-          <w:ilvl w:val="0"/>
-          <w:numId w:val="18"/>
-        </w:numPr>
-      </w:pPr>
-      <w:r>
-        <w:t>Images</w:t>
-      </w:r>
-    </w:p>
-    <w:p>
-      <w:pPr>
-        <w:pStyle w:val="ListParagraph"/>
-        <w:numPr>
-          <w:ilvl w:val="0"/>
-          <w:numId w:val="18"/>
-        </w:numPr>
-      </w:pPr>
-      <w:r>
         <w:t>Videos</w:t>
       </w:r>
     </w:p>
@@ -4156,11 +4096,11 @@
       <w:pPr>
         <w:pStyle w:val="Heading1"/>
       </w:pPr>
-      <w:bookmarkStart w:id="18" w:name="_Toc151547427"/>
+      <w:bookmarkStart w:id="15" w:name="_Toc151547427"/>
       <w:r>
         <w:t>Test Plan</w:t>
       </w:r>
-      <w:bookmarkEnd w:id="18"/>
+      <w:bookmarkEnd w:id="15"/>
     </w:p>
     <w:p>
       <w:r>
@@ -4205,7 +4145,6 @@
         </w:numPr>
       </w:pPr>
       <w:r>
-        <w:lastRenderedPageBreak/>
         <w:t>Actual Outcome</w:t>
       </w:r>
     </w:p>
@@ -4225,11 +4164,11 @@
       <w:pPr>
         <w:pStyle w:val="Heading1"/>
       </w:pPr>
-      <w:bookmarkStart w:id="19" w:name="_Toc151547428"/>
+      <w:bookmarkStart w:id="16" w:name="_Toc151547428"/>
       <w:r>
         <w:t>System User Manual</w:t>
       </w:r>
-      <w:bookmarkEnd w:id="19"/>
+      <w:bookmarkEnd w:id="16"/>
     </w:p>
     <w:p>
       <w:r>
@@ -4333,507 +4272,90 @@
         <w:t>Identify future updates (1-2 no more)</w:t>
       </w:r>
     </w:p>
-    <w:p>
-      <w:pPr>
-        <w:pStyle w:val="Heading1"/>
-        <w:jc w:val="center"/>
-        <w:rPr>
-          <w:color w:val="FF0000"/>
-        </w:rPr>
-      </w:pPr>
-    </w:p>
-    <w:p>
-      <w:pPr>
-        <w:pStyle w:val="Heading1"/>
-        <w:jc w:val="center"/>
-        <w:rPr>
-          <w:color w:val="FF0000"/>
-        </w:rPr>
-      </w:pPr>
-      <w:bookmarkStart w:id="20" w:name="_Toc151547429"/>
-      <w:r>
-        <w:rPr>
-          <w:color w:val="FF0000"/>
-        </w:rPr>
-        <w:t xml:space="preserve">Add more headers as appropriate. This is basically how to </w:t>
-      </w:r>
-      <w:r>
-        <w:rPr>
-          <w:color w:val="FF0000"/>
-        </w:rPr>
-        <w:t xml:space="preserve">use the game engine. Take inspiration from </w:t>
-      </w:r>
-      <w:r>
-        <w:rPr>
-          <w:color w:val="FF0000"/>
-        </w:rPr>
-        <w:t>UE5.</w:t>
-      </w:r>
-      <w:r>
-        <w:rPr>
-          <w:color w:val="FF0000"/>
-        </w:rPr>
-        <w:t>4</w:t>
-      </w:r>
-      <w:r>
-        <w:rPr>
-          <w:color w:val="FF0000"/>
-        </w:rPr>
-        <w:t xml:space="preserve"> Docs</w:t>
-      </w:r>
-      <w:r>
-        <w:rPr>
-          <w:color w:val="FF0000"/>
-        </w:rPr>
-        <w:t>.</w:t>
-      </w:r>
-      <w:bookmarkEnd w:id="20"/>
-    </w:p>
-    <w:p>
-      <w:pPr>
-        <w:rPr>
-          <w:i/>
-          <w:iCs/>
-          <w:color w:val="FF0000"/>
-        </w:rPr>
-      </w:pPr>
-    </w:p>
-    <w:p>
-      <w:pPr>
-        <w:rPr>
-          <w:rFonts w:asciiTheme="majorHAnsi" w:eastAsiaTheme="majorEastAsia" w:hAnsiTheme="majorHAnsi" w:cstheme="majorBidi"/>
-          <w:color w:val="2F5496" w:themeColor="accent1" w:themeShade="BF"/>
-          <w:sz w:val="32"/>
-          <w:szCs w:val="32"/>
-        </w:rPr>
-      </w:pPr>
-      <w:r>
-        <w:br w:type="page"/>
-      </w:r>
-    </w:p>
-    <w:p>
-      <w:pPr>
-        <w:pStyle w:val="Heading1"/>
-      </w:pPr>
-      <w:bookmarkStart w:id="21" w:name="_Toc151547430"/>
-      <w:r>
-        <w:lastRenderedPageBreak/>
-        <w:t>Additional Supportive Documentation</w:t>
-      </w:r>
-      <w:bookmarkEnd w:id="21"/>
-      <w:r>
-        <w:t xml:space="preserve"> </w:t>
-      </w:r>
-    </w:p>
-    <w:p>
-      <w:r>
-        <w:t>Any additional documentation that is relevant to the project</w:t>
-      </w:r>
-      <w:r>
-        <w:t>.</w:t>
-      </w:r>
-      <w:r>
-        <w:br w:type="page"/>
-      </w:r>
-    </w:p>
-    <w:p>
-      <w:pPr>
-        <w:pStyle w:val="Heading1"/>
-      </w:pPr>
-      <w:bookmarkStart w:id="22" w:name="_Toc151547431"/>
-      <w:r>
-        <w:lastRenderedPageBreak/>
-        <w:t>Bibliography</w:t>
-      </w:r>
-      <w:bookmarkEnd w:id="22"/>
-    </w:p>
-    <w:p>
-      <w:r>
-        <w:t xml:space="preserve">Harvard Referencing examples: </w:t>
-      </w:r>
-    </w:p>
-    <w:p>
-      <w:pPr>
-        <w:ind w:firstLine="720"/>
-        <w:rPr>
-          <w:u w:val="single"/>
-        </w:rPr>
-      </w:pPr>
-      <w:r>
-        <w:rPr>
-          <w:b/>
-          <w:bCs/>
-          <w:u w:val="single"/>
-        </w:rPr>
-        <w:t>Website</w:t>
-      </w:r>
-      <w:r>
-        <w:rPr>
-          <w:u w:val="single"/>
-        </w:rPr>
-        <w:t xml:space="preserve">: </w:t>
-      </w:r>
-    </w:p>
-    <w:p>
-      <w:pPr>
-        <w:rPr>
-          <w:b/>
-          <w:bCs/>
-        </w:rPr>
-      </w:pPr>
-      <w:r>
-        <w:rPr>
-          <w:b/>
-          <w:bCs/>
-        </w:rPr>
-        <w:t xml:space="preserve">Bibliography </w:t>
-      </w:r>
-      <w:r>
-        <w:rPr>
-          <w:b/>
-          <w:bCs/>
-        </w:rPr>
-        <w:t>format</w:t>
-      </w:r>
-      <w:r>
-        <w:rPr>
-          <w:b/>
-          <w:bCs/>
-        </w:rPr>
-        <w:t>:</w:t>
-      </w:r>
-    </w:p>
-    <w:p>
-      <w:r>
-        <w:t>BBC News (2008) Factory Gloom worst since 1980 [Online]. Available from: http://news.bbc.co.uk/1/hi/business/7681569.stm [Accessed: 21 October 2008]</w:t>
-      </w:r>
-    </w:p>
-    <w:p>
-      <w:pPr>
-        <w:rPr>
-          <w:b/>
-          <w:bCs/>
-        </w:rPr>
-      </w:pPr>
-      <w:r>
-        <w:rPr>
-          <w:b/>
-          <w:bCs/>
-        </w:rPr>
-        <w:t>In-text example:</w:t>
-      </w:r>
-    </w:p>
-    <w:p>
-      <w:r>
-        <w:t>(BBC News 2008)</w:t>
-      </w:r>
-      <w:r>
-        <w:br/>
-        <w:t>…as reported on BBC News (2008)</w:t>
-      </w:r>
-    </w:p>
-    <w:p>
-      <w:pPr>
-        <w:ind w:firstLine="720"/>
-        <w:rPr>
-          <w:u w:val="single"/>
-        </w:rPr>
-      </w:pPr>
-      <w:r>
-        <w:rPr>
-          <w:b/>
-          <w:bCs/>
-          <w:u w:val="single"/>
-        </w:rPr>
-        <w:t>Book</w:t>
-      </w:r>
-      <w:r>
-        <w:rPr>
-          <w:b/>
-          <w:bCs/>
-          <w:u w:val="single"/>
-        </w:rPr>
-        <w:t xml:space="preserve"> (1 Author)</w:t>
-      </w:r>
-      <w:r>
-        <w:rPr>
-          <w:u w:val="single"/>
-        </w:rPr>
-        <w:t xml:space="preserve">: </w:t>
-      </w:r>
-    </w:p>
-    <w:p>
-      <w:pPr>
-        <w:rPr>
-          <w:b/>
-          <w:bCs/>
-        </w:rPr>
-      </w:pPr>
-      <w:r>
-        <w:rPr>
-          <w:b/>
-          <w:bCs/>
-        </w:rPr>
-        <w:t xml:space="preserve">Bibliography </w:t>
-      </w:r>
-      <w:r>
-        <w:rPr>
-          <w:b/>
-          <w:bCs/>
-        </w:rPr>
-        <w:t>format</w:t>
-      </w:r>
-      <w:r>
-        <w:rPr>
-          <w:b/>
-          <w:bCs/>
-        </w:rPr>
-        <w:t>:</w:t>
-      </w:r>
-    </w:p>
-    <w:p>
-      <w:r>
-        <w:t>Neville, C. (2007). The Complete Guide to Referencing and Avoiding Plagiarism. Maidenhead: Open University Press</w:t>
-      </w:r>
-    </w:p>
-    <w:p>
-      <w:pPr>
-        <w:rPr>
-          <w:b/>
-          <w:bCs/>
-        </w:rPr>
-      </w:pPr>
-      <w:r>
-        <w:rPr>
-          <w:b/>
-          <w:bCs/>
-        </w:rPr>
-        <w:t>In</w:t>
-      </w:r>
-      <w:r>
-        <w:rPr>
-          <w:b/>
-          <w:bCs/>
-        </w:rPr>
-        <w:t>-</w:t>
-      </w:r>
-      <w:r>
-        <w:rPr>
-          <w:b/>
-          <w:bCs/>
-        </w:rPr>
-        <w:t>text</w:t>
-      </w:r>
-      <w:r>
-        <w:rPr>
-          <w:b/>
-          <w:bCs/>
-        </w:rPr>
-        <w:t xml:space="preserve"> example</w:t>
-      </w:r>
-      <w:r>
-        <w:rPr>
-          <w:b/>
-          <w:bCs/>
-        </w:rPr>
-        <w:t>:</w:t>
-      </w:r>
-    </w:p>
-    <w:p>
-      <w:r>
-        <w:t>(Neville, 2007)</w:t>
-      </w:r>
-      <w:r>
-        <w:br/>
-        <w:t>Neville (2007) commented that…</w:t>
-      </w:r>
-      <w:r>
-        <w:br/>
-        <w:t xml:space="preserve">“Direct quotations are placed in double quotations marks” (Author’s Surname, Year of Publication, p. – followed by page number – in brackets) </w:t>
-      </w:r>
-    </w:p>
-    <w:p>
-      <w:pPr>
-        <w:ind w:firstLine="720"/>
-      </w:pPr>
-      <w:r>
-        <w:rPr>
-          <w:b/>
-          <w:bCs/>
-          <w:u w:val="single"/>
-        </w:rPr>
-        <w:t>Journal</w:t>
-      </w:r>
-      <w:r>
-        <w:rPr>
-          <w:u w:val="single"/>
-        </w:rPr>
-        <w:t>:</w:t>
-      </w:r>
-    </w:p>
-    <w:p>
-      <w:pPr>
-        <w:rPr>
-          <w:b/>
-          <w:bCs/>
-        </w:rPr>
-      </w:pPr>
-      <w:r>
-        <w:rPr>
-          <w:b/>
-          <w:bCs/>
-        </w:rPr>
-        <w:t xml:space="preserve">Bibliography </w:t>
-      </w:r>
-      <w:r>
-        <w:rPr>
-          <w:b/>
-          <w:bCs/>
-        </w:rPr>
-        <w:t>format</w:t>
-      </w:r>
-      <w:r>
-        <w:rPr>
-          <w:b/>
-          <w:bCs/>
-        </w:rPr>
-        <w:t>:</w:t>
-      </w:r>
-    </w:p>
-    <w:p>
-      <w:r>
-        <w:t xml:space="preserve">Trefts, K. &amp; </w:t>
+    <w:p/>
+    <w:p>
+      <w:r>
+        <w:t>Drag and drop the chunk into the level (</w:t>
       </w:r>
       <w:proofErr w:type="spellStart"/>
       <w:r>
-        <w:t>Blaksee</w:t>
+        <w:t>BP_MapGenController</w:t>
       </w:r>
       <w:proofErr w:type="spellEnd"/>
       <w:r>
-        <w:t>, S. (2000). Did you hear the one about Boolean operators? Incorporating comedy into library</w:t>
-      </w:r>
-      <w:r>
-        <w:t xml:space="preserve"> </w:t>
-      </w:r>
-      <w:r>
-        <w:t>instruction. Reference Services Review. 28 (4) p. 369-378.</w:t>
-      </w:r>
-    </w:p>
-    <w:p>
-      <w:pPr>
-        <w:rPr>
-          <w:b/>
-          <w:bCs/>
-        </w:rPr>
-      </w:pPr>
-      <w:r>
-        <w:rPr>
-          <w:b/>
-          <w:bCs/>
-        </w:rPr>
-        <w:t>In-text example:</w:t>
-      </w:r>
-    </w:p>
-    <w:p>
-      <w:r>
-        <w:t xml:space="preserve">(Trefts &amp; </w:t>
-      </w:r>
+        <w:t>).</w:t>
+      </w:r>
+    </w:p>
+    <w:p>
+      <w:r>
+        <w:t>Resize the chunk your specifications.</w:t>
+      </w:r>
+    </w:p>
+    <w:p>
+      <w:r>
+        <w:t>Add the blocks you wish to spawn to the array inside the chunk.</w:t>
+      </w:r>
+    </w:p>
+    <w:p>
+      <w:pPr>
+        <w:pStyle w:val="ListParagraph"/>
+        <w:numPr>
+          <w:ilvl w:val="0"/>
+          <w:numId w:val="21"/>
+        </w:numPr>
+      </w:pPr>
       <w:proofErr w:type="spellStart"/>
       <w:r>
-        <w:t>Blaksee</w:t>
+        <w:t>TopperChunkArray</w:t>
       </w:r>
       <w:proofErr w:type="spellEnd"/>
       <w:r>
-        <w:t xml:space="preserve"> 2000)</w:t>
-      </w:r>
-    </w:p>
-    <w:p>
-      <w:r>
-        <w:t xml:space="preserve">This supports Trefts &amp; </w:t>
-      </w:r>
+        <w:t xml:space="preserve"> = the surface block.</w:t>
+      </w:r>
+    </w:p>
+    <w:p>
+      <w:pPr>
+        <w:pStyle w:val="ListParagraph"/>
+        <w:numPr>
+          <w:ilvl w:val="0"/>
+          <w:numId w:val="21"/>
+        </w:numPr>
+      </w:pPr>
       <w:proofErr w:type="spellStart"/>
       <w:r>
-        <w:t>Blaksee’s</w:t>
+        <w:t>UndergroundChunkArray</w:t>
       </w:r>
       <w:proofErr w:type="spellEnd"/>
       <w:r>
-        <w:t xml:space="preserve"> (2000) evidence that……</w:t>
-      </w:r>
-      <w:r>
-        <w:br/>
-      </w:r>
-      <w:r>
-        <w:t>“direct quotations are placed in double quotations marks” (Author’s Surname, Year of Publication, p. – followed by</w:t>
-      </w:r>
-      <w:r>
-        <w:t xml:space="preserve"> </w:t>
-      </w:r>
-      <w:r>
-        <w:t>page number – in brackets)</w:t>
-      </w:r>
-    </w:p>
-    <w:p/>
-    <w:p>
-      <w:r>
-        <w:br w:type="page"/>
-      </w:r>
-    </w:p>
-    <w:p>
-      <w:pPr>
-        <w:pStyle w:val="Heading1"/>
-      </w:pPr>
-      <w:bookmarkStart w:id="23" w:name="_Toc151547432"/>
-      <w:r>
-        <w:lastRenderedPageBreak/>
-        <w:t>Appendices</w:t>
-      </w:r>
-      <w:bookmarkEnd w:id="23"/>
-    </w:p>
-    <w:p>
-      <w:r>
-        <w:t xml:space="preserve">Any supporting documentation can be added to the appendix. </w:t>
-      </w:r>
-      <w:r>
-        <w:t xml:space="preserve">This can relate to any section of the report. </w:t>
-      </w:r>
-    </w:p>
-    <w:p>
-      <w:r>
-        <w:t xml:space="preserve">It also helps if the appendix has its own content page and naming conventions. </w:t>
-      </w:r>
-    </w:p>
-    <w:p>
-      <w:pPr>
-        <w:pStyle w:val="Heading2"/>
-      </w:pPr>
-    </w:p>
-    <w:p>
-      <w:pPr>
-        <w:pStyle w:val="Heading2"/>
-      </w:pPr>
-      <w:bookmarkStart w:id="24" w:name="_Toc151547433"/>
-      <w:r>
-        <w:t xml:space="preserve">Appendix 1: </w:t>
-      </w:r>
-      <w:r>
-        <w:t>Title</w:t>
-      </w:r>
-      <w:bookmarkEnd w:id="24"/>
-    </w:p>
-    <w:p>
-      <w:pPr>
-        <w:pStyle w:val="Heading2"/>
-      </w:pPr>
-    </w:p>
-    <w:p>
-      <w:pPr>
-        <w:pStyle w:val="Heading2"/>
-      </w:pPr>
-      <w:bookmarkStart w:id="25" w:name="_Toc151547434"/>
-      <w:r>
-        <w:t>Appendix 2: Title</w:t>
-      </w:r>
-      <w:bookmarkEnd w:id="25"/>
+        <w:t xml:space="preserve"> = the blocks below the surface.</w:t>
+      </w:r>
+    </w:p>
+    <w:p>
+      <w:r>
+        <w:t>Change the node size to what you would like it to be.</w:t>
+      </w:r>
+    </w:p>
+    <w:p>
+      <w:pPr>
+        <w:pStyle w:val="ListParagraph"/>
+        <w:numPr>
+          <w:ilvl w:val="0"/>
+          <w:numId w:val="21"/>
+        </w:numPr>
+      </w:pPr>
+      <w:proofErr w:type="spellStart"/>
+      <w:r>
+        <w:t>NodeSize</w:t>
+      </w:r>
+      <w:proofErr w:type="spellEnd"/>
+      <w:r>
+        <w:t xml:space="preserve"> = the size of each block.</w:t>
+      </w:r>
+    </w:p>
+    <w:p>
+      <w:r>
+        <w:t>Press play.</w:t>
+      </w:r>
     </w:p>
     <w:sectPr>
       <w:footerReference w:type="default" r:id="rId14"/>
@@ -6996,6 +6518,119 @@
     </w:lvl>
   </w:abstractNum>
   <w:abstractNum w:abstractNumId="18" w15:restartNumberingAfterBreak="0">
+    <w:nsid w:val="77C466FA"/>
+    <w:multiLevelType w:val="hybridMultilevel"/>
+    <w:tmpl w:val="BD1EB492"/>
+    <w:lvl w:ilvl="0" w:tplc="6E32F07E">
+      <w:start w:val="32"/>
+      <w:numFmt w:val="bullet"/>
+      <w:lvlText w:val="-"/>
+      <w:lvlJc w:val="left"/>
+      <w:pPr>
+        <w:ind w:left="720" w:hanging="360"/>
+      </w:pPr>
+      <w:rPr>
+        <w:rFonts w:ascii="Calibri" w:eastAsiaTheme="minorHAnsi" w:hAnsi="Calibri" w:cs="Calibri" w:hint="default"/>
+      </w:rPr>
+    </w:lvl>
+    <w:lvl w:ilvl="1" w:tplc="08090003" w:tentative="1">
+      <w:start w:val="1"/>
+      <w:numFmt w:val="bullet"/>
+      <w:lvlText w:val="o"/>
+      <w:lvlJc w:val="left"/>
+      <w:pPr>
+        <w:ind w:left="1440" w:hanging="360"/>
+      </w:pPr>
+      <w:rPr>
+        <w:rFonts w:ascii="Courier New" w:hAnsi="Courier New" w:cs="Courier New" w:hint="default"/>
+      </w:rPr>
+    </w:lvl>
+    <w:lvl w:ilvl="2" w:tplc="08090005" w:tentative="1">
+      <w:start w:val="1"/>
+      <w:numFmt w:val="bullet"/>
+      <w:lvlText w:val=""/>
+      <w:lvlJc w:val="left"/>
+      <w:pPr>
+        <w:ind w:left="2160" w:hanging="360"/>
+      </w:pPr>
+      <w:rPr>
+        <w:rFonts w:ascii="Wingdings" w:hAnsi="Wingdings" w:hint="default"/>
+      </w:rPr>
+    </w:lvl>
+    <w:lvl w:ilvl="3" w:tplc="08090001" w:tentative="1">
+      <w:start w:val="1"/>
+      <w:numFmt w:val="bullet"/>
+      <w:lvlText w:val=""/>
+      <w:lvlJc w:val="left"/>
+      <w:pPr>
+        <w:ind w:left="2880" w:hanging="360"/>
+      </w:pPr>
+      <w:rPr>
+        <w:rFonts w:ascii="Symbol" w:hAnsi="Symbol" w:hint="default"/>
+      </w:rPr>
+    </w:lvl>
+    <w:lvl w:ilvl="4" w:tplc="08090003" w:tentative="1">
+      <w:start w:val="1"/>
+      <w:numFmt w:val="bullet"/>
+      <w:lvlText w:val="o"/>
+      <w:lvlJc w:val="left"/>
+      <w:pPr>
+        <w:ind w:left="3600" w:hanging="360"/>
+      </w:pPr>
+      <w:rPr>
+        <w:rFonts w:ascii="Courier New" w:hAnsi="Courier New" w:cs="Courier New" w:hint="default"/>
+      </w:rPr>
+    </w:lvl>
+    <w:lvl w:ilvl="5" w:tplc="08090005" w:tentative="1">
+      <w:start w:val="1"/>
+      <w:numFmt w:val="bullet"/>
+      <w:lvlText w:val=""/>
+      <w:lvlJc w:val="left"/>
+      <w:pPr>
+        <w:ind w:left="4320" w:hanging="360"/>
+      </w:pPr>
+      <w:rPr>
+        <w:rFonts w:ascii="Wingdings" w:hAnsi="Wingdings" w:hint="default"/>
+      </w:rPr>
+    </w:lvl>
+    <w:lvl w:ilvl="6" w:tplc="08090001" w:tentative="1">
+      <w:start w:val="1"/>
+      <w:numFmt w:val="bullet"/>
+      <w:lvlText w:val=""/>
+      <w:lvlJc w:val="left"/>
+      <w:pPr>
+        <w:ind w:left="5040" w:hanging="360"/>
+      </w:pPr>
+      <w:rPr>
+        <w:rFonts w:ascii="Symbol" w:hAnsi="Symbol" w:hint="default"/>
+      </w:rPr>
+    </w:lvl>
+    <w:lvl w:ilvl="7" w:tplc="08090003" w:tentative="1">
+      <w:start w:val="1"/>
+      <w:numFmt w:val="bullet"/>
+      <w:lvlText w:val="o"/>
+      <w:lvlJc w:val="left"/>
+      <w:pPr>
+        <w:ind w:left="5760" w:hanging="360"/>
+      </w:pPr>
+      <w:rPr>
+        <w:rFonts w:ascii="Courier New" w:hAnsi="Courier New" w:cs="Courier New" w:hint="default"/>
+      </w:rPr>
+    </w:lvl>
+    <w:lvl w:ilvl="8" w:tplc="08090005" w:tentative="1">
+      <w:start w:val="1"/>
+      <w:numFmt w:val="bullet"/>
+      <w:lvlText w:val=""/>
+      <w:lvlJc w:val="left"/>
+      <w:pPr>
+        <w:ind w:left="6480" w:hanging="360"/>
+      </w:pPr>
+      <w:rPr>
+        <w:rFonts w:ascii="Wingdings" w:hAnsi="Wingdings" w:hint="default"/>
+      </w:rPr>
+    </w:lvl>
+  </w:abstractNum>
+  <w:abstractNum w:abstractNumId="19" w15:restartNumberingAfterBreak="0">
     <w:nsid w:val="7F687D9A"/>
     <w:multiLevelType w:val="hybridMultilevel"/>
     <w:tmpl w:val="BEA2DFDC"/>
@@ -7108,7 +6743,7 @@
       </w:rPr>
     </w:lvl>
   </w:abstractNum>
-  <w:abstractNum w:abstractNumId="19" w15:restartNumberingAfterBreak="0">
+  <w:abstractNum w:abstractNumId="20" w15:restartNumberingAfterBreak="0">
     <w:nsid w:val="7FAFA9CB"/>
     <w:multiLevelType w:val="hybridMultilevel"/>
     <w:tmpl w:val="DB84DF36"/>
@@ -7240,7 +6875,7 @@
     <w:abstractNumId w:val="5"/>
   </w:num>
   <w:num w:numId="7" w16cid:durableId="2073498978">
-    <w:abstractNumId w:val="19"/>
+    <w:abstractNumId w:val="20"/>
   </w:num>
   <w:num w:numId="8" w16cid:durableId="1044673104">
     <w:abstractNumId w:val="4"/>
@@ -7249,7 +6884,7 @@
     <w:abstractNumId w:val="6"/>
   </w:num>
   <w:num w:numId="10" w16cid:durableId="2021538244">
-    <w:abstractNumId w:val="18"/>
+    <w:abstractNumId w:val="19"/>
   </w:num>
   <w:num w:numId="11" w16cid:durableId="572543516">
     <w:abstractNumId w:val="10"/>
@@ -7280,6 +6915,9 @@
   </w:num>
   <w:num w:numId="20" w16cid:durableId="510071132">
     <w:abstractNumId w:val="7"/>
+  </w:num>
+  <w:num w:numId="21" w16cid:durableId="1592010705">
+    <w:abstractNumId w:val="18"/>
   </w:num>
 </w:numbering>
 </file>
